--- a/DNF模拟赛Ⅲ/催化序列/催化序列.docx
+++ b/DNF模拟赛Ⅲ/催化序列/催化序列.docx
@@ -35,7 +35,7 @@
           <w:szCs w:val="21"/>
           <w:lang w:eastAsia="zh-CN"/>
         </w:rPr>
-        <w:t>4</w:t>
+        <w:t>5</w:t>
       </w:r>
       <w:r>
         <w:rPr>
@@ -145,20 +145,7 @@
           <w:szCs w:val="24"/>
           <w:lang w:eastAsia="zh-CN"/>
         </w:rPr>
-        <w:t>经过长时间个努力，冒险家打到了N个催化剂合成材料，编号1到N，每个材料有一个能量值ai，冒险家可以任选一段长度&gt;=2的连续区间去生成催化剂，每段区间都有一个分层度，定义区间内最小的|ai-aj|(i != j)，现在冒险家想知道对于分层度分别为0</w:t>
-      </w:r>
-      <w:bookmarkStart w:id="6" w:name="_GoBack"/>
-      <w:bookmarkEnd w:id="6"/>
-      <w:r>
-        <w:rPr>
-          <w:rFonts w:hint="default"/>
-          <w:b w:val="0"/>
-          <w:bCs w:val="0"/>
-          <w:sz w:val="24"/>
-          <w:szCs w:val="24"/>
-          <w:lang w:eastAsia="zh-CN"/>
-        </w:rPr>
-        <w:t>到max(ai) - 1，最长的区间的长度是多少，若不能存在这样的区间，请输出0。</w:t>
+        <w:t>经过长时间个努力，冒险家打到了N个催化剂合成材料，编号1到N，每个材料有一个能量值ai，冒险家可以任选一段长度&gt;=2的连续区间去生成催化剂，每段区间都有一个分层度，定义区间内最小的|ai-aj|(i != j)，现在冒险家想知道对于分层度分别为0到max(ai) - 1，最长的区间的长度是多少，若不能存在这样的区间，请输出0。</w:t>
       </w:r>
     </w:p>
     <w:p>
@@ -745,16 +732,6 @@
       <w:pPr>
         <w:jc w:val="both"/>
         <w:rPr>
-          <w:rFonts w:hint="eastAsia"/>
-          <w:b w:val="0"/>
-          <w:bCs w:val="0"/>
-          <w:sz w:val="24"/>
-          <w:szCs w:val="24"/>
-          <w:lang w:eastAsia="zh-CN"/>
-        </w:rPr>
-      </w:pPr>
-      <w:r>
-        <w:rPr>
           <w:rFonts w:hint="default"/>
           <w:b w:val="0"/>
           <w:bCs w:val="0"/>
@@ -762,8 +739,7 @@
           <w:szCs w:val="24"/>
           <w:lang w:eastAsia="zh-CN"/>
         </w:rPr>
-        <w:t xml:space="preserve">1 &lt;= N &lt;= 10,0000; 1 &lt;= ai &lt;= </w:t>
-      </w:r>
+      </w:pPr>
       <w:r>
         <w:rPr>
           <w:rFonts w:hint="default"/>
@@ -773,8 +749,23 @@
           <w:szCs w:val="24"/>
           <w:lang w:eastAsia="zh-CN"/>
         </w:rPr>
-        <w:t>25</w:t>
-      </w:r>
+        <w:t xml:space="preserve">1 &lt;= N &lt;= 10,0000; 1 &lt;= ai &lt;= 25,0000; </w:t>
+      </w:r>
+    </w:p>
+    <w:p>
+      <w:pPr>
+        <w:jc w:val="both"/>
+        <w:rPr>
+          <w:rFonts w:hint="eastAsia"/>
+          <w:b w:val="0"/>
+          <w:bCs w:val="0"/>
+          <w:sz w:val="24"/>
+          <w:szCs w:val="24"/>
+          <w:lang w:eastAsia="zh-CN"/>
+        </w:rPr>
+      </w:pPr>
+      <w:bookmarkStart w:id="6" w:name="_GoBack"/>
+      <w:bookmarkEnd w:id="6"/>
       <w:r>
         <w:rPr>
           <w:rFonts w:hint="default"/>
@@ -784,7 +775,7 @@
           <w:szCs w:val="24"/>
           <w:lang w:eastAsia="zh-CN"/>
         </w:rPr>
-        <w:t>,0000; 请选手注意常数因子对程序运行效率的影响。</w:t>
+        <w:t>请选手注意常数因子对程序运行效率的影响。</w:t>
       </w:r>
     </w:p>
     <w:sectPr>
